--- a/manuscript/NAR_WebServer_BrainSafe_condensed.docx
+++ b/manuscript/NAR_WebServer_BrainSafe_condensed.docx
@@ -477,13 +477,37 @@
         <w:t xml:space="preserve"> </w:t>
       </w:r>
       <w:r>
-        <w:t xml:space="preserve">regression and a nearest-neighbour read-across, and against a graph neural network on four of them;</w:t>
-      </w:r>
-      <w:r>
-        <w:t xml:space="preserve"> </w:t>
-      </w:r>
-      <w:r>
-        <w:t xml:space="preserve">the random forest won every endpoint tested. Classifiers are isotonically calibrated on out-of-fold</w:t>
+        <w:t xml:space="preserve">regression and a nearest-neighbour read-across, and against a graph neural network on four of</w:t>
+      </w:r>
+      <w:r>
+        <w:t xml:space="preserve"> </w:t>
+      </w:r>
+      <w:r>
+        <w:t xml:space="preserve">them, which the forest won on all four. Under the scaffold split the forest is best on seven of</w:t>
+      </w:r>
+      <w:r>
+        <w:t xml:space="preserve"> </w:t>
+      </w:r>
+      <w:r>
+        <w:t xml:space="preserve">eight classification endpoints, losing AChE to histogram gradient boosting, and on none of the</w:t>
+      </w:r>
+      <w:r>
+        <w:t xml:space="preserve"> </w:t>
+      </w:r>
+      <w:r>
+        <w:t xml:space="preserve">five regressions, where boosting scores higher. It was deployed for its stability under</w:t>
+      </w:r>
+      <w:r>
+        <w:t xml:space="preserve"> </w:t>
+      </w:r>
+      <w:r>
+        <w:t xml:space="preserve">hyperparameters, for not extrapolating beyond the training range, and because TreeSHAP is exact</w:t>
+      </w:r>
+      <w:r>
+        <w:t xml:space="preserve"> </w:t>
+      </w:r>
+      <w:r>
+        <w:t xml:space="preserve">for it rather than approximate. Classifiers are isotonically calibrated on out-of-fold</w:t>
       </w:r>
       <w:r>
         <w:t xml:space="preserve"> </w:t>
@@ -1037,13 +1061,19 @@
         <w:t xml:space="preserve"> </w:t>
       </w:r>
       <w:r>
-        <w:t xml:space="preserve">non-drug-like chemistry: against chemistry genuinely absent from the reference it scores a median</w:t>
-      </w:r>
-      <w:r>
-        <w:t xml:space="preserve"> </w:t>
-      </w:r>
-      <w:r>
-        <w:t xml:space="preserve">maximum similarity of 0.47 against 0.59 for unseen approved drugs (n = 25, p = 1.1e-03), but at a</w:t>
+        <w:t xml:space="preserve">non-drug-like chemistry: in the adversarial check it scores genuinely absent chemistry at a median maximum</w:t>
+      </w:r>
+      <w:r>
+        <w:t xml:space="preserve"> </w:t>
+      </w:r>
+      <w:r>
+        <w:t xml:space="preserve">similarity of 0.47 against 0.59 for unseen approved drugs (n = 25, one-sided Mann-Whitney</w:t>
+      </w:r>
+      <w:r>
+        <w:t xml:space="preserve"> </w:t>
+      </w:r>
+      <w:r>
+        <w:t xml:space="preserve">p = 1.1e-03), but at a</w:t>
       </w:r>
       <w:r>
         <w:t xml:space="preserve"> </w:t>
@@ -1706,7 +1736,7 @@
         <w:t xml:space="preserve"> </w:t>
       </w:r>
       <w:r>
-        <w:t xml:space="preserve">which each check was written so that it could fail. Five of six pass; the sixth, shown at the same</w:t>
+        <w:t xml:space="preserve">which each check was written so that it could fail. All six pass, one of them only after its controls were corrected; each is shown at the same</w:t>
       </w:r>
       <w:r>
         <w:t xml:space="preserve"> </w:t>

--- a/manuscript/NAR_WebServer_BrainSafe_condensed.docx
+++ b/manuscript/NAR_WebServer_BrainSafe_condensed.docx
@@ -328,6 +328,24 @@
       </w:r>
       <w:r>
         <w:t xml:space="preserve">panel those sets hold a median of 3,789 rows and span 387 compounds (KEAP1) to 10,276 (hERG).</w:t>
+      </w:r>
+      <w:r>
+        <w:t xml:space="preserve"> </w:t>
+      </w:r>
+      <w:r>
+        <w:t xml:space="preserve">That set is every deployed model owning a table in data/endpoints, the barrier model included;</w:t>
+      </w:r>
+      <w:r>
+        <w:t xml:space="preserve"> </w:t>
+      </w:r>
+      <w:r>
+        <w:t xml:space="preserve">excluding it, since it is an exposure rather than a target endpoint, gives 54 tables and a</w:t>
+      </w:r>
+      <w:r>
+        <w:t xml:space="preserve"> </w:t>
+      </w:r>
+      <w:r>
+        <w:t xml:space="preserve">median of 3,587.</w:t>
       </w:r>
     </w:p>
     <w:p>
